--- a/template/乘运质量报告新模板.docx
+++ b/template/乘运质量报告新模板.docx
@@ -3380,6 +3380,7 @@
                 <w:szCs w:val="21"/>
               </w:rPr>
             </w:pPr>
+            <w:bookmarkStart w:id="1" w:name="_GoBack" w:colFirst="1" w:colLast="4"/>
             <w:r>
               <w:rPr>
                 <w:rFonts w:hint="eastAsia"/>
@@ -3393,19 +3394,23 @@
         <w:tc>
           <w:tcPr>
             <w:tcW w:w="1109" w:type="dxa"/>
-            <w:vAlign w:val="center"/>
-          </w:tcPr>
-          <w:p>
-            <w:pPr>
-              <w:keepNext w:val="0"/>
-              <w:keepLines w:val="0"/>
-              <w:suppressLineNumbers w:val="0"/>
-              <w:spacing w:before="0" w:beforeAutospacing="0" w:after="0" w:afterAutospacing="0"/>
-              <w:ind w:left="0" w:right="0"/>
-              <w:jc w:val="center"/>
-              <w:rPr>
-                <w:sz w:val="21"/>
-                <w:szCs w:val="21"/>
+            <w:shd w:val="clear"/>
+            <w:vAlign w:val="center"/>
+          </w:tcPr>
+          <w:p>
+            <w:pPr>
+              <w:keepNext w:val="0"/>
+              <w:keepLines w:val="0"/>
+              <w:suppressLineNumbers w:val="0"/>
+              <w:spacing w:before="0" w:beforeAutospacing="0" w:after="0" w:afterAutospacing="0"/>
+              <w:ind w:left="0" w:leftChars="0" w:right="0" w:rightChars="0"/>
+              <w:jc w:val="center"/>
+              <w:rPr>
+                <w:rFonts w:ascii="Times New Roman" w:hAnsi="Times New Roman" w:eastAsia="宋体" w:cs="Times New Roman"/>
+                <w:kern w:val="2"/>
+                <w:sz w:val="21"/>
+                <w:szCs w:val="21"/>
+                <w:lang w:val="en-US" w:eastAsia="zh-CN" w:bidi="ar-SA"/>
               </w:rPr>
             </w:pPr>
             <w:r>
@@ -3421,27 +3426,33 @@
         <w:tc>
           <w:tcPr>
             <w:tcW w:w="2559" w:type="dxa"/>
-            <w:vAlign w:val="center"/>
-          </w:tcPr>
-          <w:p>
-            <w:pPr>
-              <w:keepNext w:val="0"/>
-              <w:keepLines w:val="0"/>
-              <w:suppressLineNumbers w:val="0"/>
-              <w:spacing w:before="0" w:beforeAutospacing="0" w:after="0" w:afterAutospacing="0"/>
-              <w:ind w:left="0" w:right="0"/>
-              <w:jc w:val="center"/>
-              <w:rPr>
-                <w:sz w:val="21"/>
-                <w:szCs w:val="21"/>
-              </w:rPr>
-            </w:pPr>
-            <w:r>
-              <w:rPr>
-                <w:sz w:val="21"/>
-                <w:szCs w:val="21"/>
-              </w:rPr>
-              <w:t>可视化动态三维测速仪</w:t>
+            <w:shd w:val="clear"/>
+            <w:vAlign w:val="center"/>
+          </w:tcPr>
+          <w:p>
+            <w:pPr>
+              <w:keepNext w:val="0"/>
+              <w:keepLines w:val="0"/>
+              <w:suppressLineNumbers w:val="0"/>
+              <w:spacing w:before="0" w:beforeAutospacing="0" w:after="0" w:afterAutospacing="0"/>
+              <w:ind w:left="0" w:leftChars="0" w:right="0" w:rightChars="0"/>
+              <w:jc w:val="center"/>
+              <w:rPr>
+                <w:rFonts w:hint="default" w:ascii="Times New Roman" w:hAnsi="Times New Roman" w:eastAsia="宋体" w:cs="Times New Roman"/>
+                <w:kern w:val="2"/>
+                <w:sz w:val="21"/>
+                <w:szCs w:val="21"/>
+                <w:lang w:val="en-US" w:eastAsia="zh-CN" w:bidi="ar-SA"/>
+              </w:rPr>
+            </w:pPr>
+            <w:r>
+              <w:rPr>
+                <w:rFonts w:hint="eastAsia"/>
+                <w:sz w:val="21"/>
+                <w:szCs w:val="21"/>
+                <w:lang w:val="en-US" w:eastAsia="zh-CN"/>
+              </w:rPr>
+              <w:t>电梯乘运质量测试仪</w:t>
             </w:r>
           </w:p>
         </w:tc>
@@ -3449,19 +3460,23 @@
           <w:tcPr>
             <w:tcW w:w="1478" w:type="dxa"/>
             <w:gridSpan w:val="2"/>
-            <w:vAlign w:val="center"/>
-          </w:tcPr>
-          <w:p>
-            <w:pPr>
-              <w:keepNext w:val="0"/>
-              <w:keepLines w:val="0"/>
-              <w:suppressLineNumbers w:val="0"/>
-              <w:spacing w:before="0" w:beforeAutospacing="0" w:after="0" w:afterAutospacing="0"/>
-              <w:ind w:left="0" w:right="0"/>
-              <w:jc w:val="center"/>
-              <w:rPr>
-                <w:sz w:val="21"/>
-                <w:szCs w:val="21"/>
+            <w:shd w:val="clear"/>
+            <w:vAlign w:val="center"/>
+          </w:tcPr>
+          <w:p>
+            <w:pPr>
+              <w:keepNext w:val="0"/>
+              <w:keepLines w:val="0"/>
+              <w:suppressLineNumbers w:val="0"/>
+              <w:spacing w:before="0" w:beforeAutospacing="0" w:after="0" w:afterAutospacing="0"/>
+              <w:ind w:left="0" w:leftChars="0" w:right="0" w:rightChars="0"/>
+              <w:jc w:val="center"/>
+              <w:rPr>
+                <w:rFonts w:ascii="Times New Roman" w:hAnsi="Times New Roman" w:eastAsia="宋体" w:cs="Times New Roman"/>
+                <w:kern w:val="2"/>
+                <w:sz w:val="21"/>
+                <w:szCs w:val="21"/>
+                <w:lang w:val="en-US" w:eastAsia="zh-CN" w:bidi="ar-SA"/>
               </w:rPr>
             </w:pPr>
             <w:r>
@@ -3477,27 +3492,33 @@
         <w:tc>
           <w:tcPr>
             <w:tcW w:w="3056" w:type="dxa"/>
-            <w:vAlign w:val="center"/>
-          </w:tcPr>
-          <w:p>
-            <w:pPr>
-              <w:keepNext w:val="0"/>
-              <w:keepLines w:val="0"/>
-              <w:suppressLineNumbers w:val="0"/>
-              <w:spacing w:before="0" w:beforeAutospacing="0" w:after="0" w:afterAutospacing="0"/>
-              <w:ind w:left="0" w:right="0"/>
-              <w:jc w:val="center"/>
-              <w:rPr>
-                <w:sz w:val="21"/>
-                <w:szCs w:val="21"/>
-              </w:rPr>
-            </w:pPr>
-            <w:r>
-              <w:rPr>
-                <w:sz w:val="21"/>
-                <w:szCs w:val="21"/>
-              </w:rPr>
-              <w:t>武汉万曦智能科技有限公司</w:t>
+            <w:shd w:val="clear"/>
+            <w:vAlign w:val="center"/>
+          </w:tcPr>
+          <w:p>
+            <w:pPr>
+              <w:keepNext w:val="0"/>
+              <w:keepLines w:val="0"/>
+              <w:suppressLineNumbers w:val="0"/>
+              <w:spacing w:before="0" w:beforeAutospacing="0" w:after="0" w:afterAutospacing="0"/>
+              <w:ind w:left="0" w:leftChars="0" w:right="0" w:rightChars="0"/>
+              <w:jc w:val="center"/>
+              <w:rPr>
+                <w:rFonts w:hint="default" w:ascii="Times New Roman" w:hAnsi="Times New Roman" w:eastAsia="宋体" w:cs="Times New Roman"/>
+                <w:kern w:val="2"/>
+                <w:sz w:val="21"/>
+                <w:szCs w:val="21"/>
+                <w:lang w:val="en-US" w:eastAsia="zh-CN" w:bidi="ar-SA"/>
+              </w:rPr>
+            </w:pPr>
+            <w:r>
+              <w:rPr>
+                <w:rFonts w:hint="eastAsia"/>
+                <w:sz w:val="21"/>
+                <w:szCs w:val="21"/>
+                <w:lang w:val="en-US" w:eastAsia="zh-CN"/>
+              </w:rPr>
+              <w:t>东莞昂为测控科技有限公司</w:t>
             </w:r>
           </w:p>
         </w:tc>
@@ -3546,19 +3567,23 @@
         <w:tc>
           <w:tcPr>
             <w:tcW w:w="1109" w:type="dxa"/>
-            <w:vAlign w:val="center"/>
-          </w:tcPr>
-          <w:p>
-            <w:pPr>
-              <w:keepNext w:val="0"/>
-              <w:keepLines w:val="0"/>
-              <w:suppressLineNumbers w:val="0"/>
-              <w:spacing w:before="0" w:beforeAutospacing="0" w:after="0" w:afterAutospacing="0"/>
-              <w:ind w:left="0" w:right="0"/>
-              <w:jc w:val="center"/>
-              <w:rPr>
-                <w:sz w:val="21"/>
-                <w:szCs w:val="21"/>
+            <w:shd w:val="clear"/>
+            <w:vAlign w:val="center"/>
+          </w:tcPr>
+          <w:p>
+            <w:pPr>
+              <w:keepNext w:val="0"/>
+              <w:keepLines w:val="0"/>
+              <w:suppressLineNumbers w:val="0"/>
+              <w:spacing w:before="0" w:beforeAutospacing="0" w:after="0" w:afterAutospacing="0"/>
+              <w:ind w:left="0" w:leftChars="0" w:right="0" w:rightChars="0"/>
+              <w:jc w:val="center"/>
+              <w:rPr>
+                <w:rFonts w:ascii="Times New Roman" w:hAnsi="Times New Roman" w:eastAsia="宋体" w:cs="Times New Roman"/>
+                <w:kern w:val="2"/>
+                <w:sz w:val="21"/>
+                <w:szCs w:val="21"/>
+                <w:lang w:val="en-US" w:eastAsia="zh-CN" w:bidi="ar-SA"/>
               </w:rPr>
             </w:pPr>
             <w:r>
@@ -3574,28 +3599,33 @@
         <w:tc>
           <w:tcPr>
             <w:tcW w:w="2559" w:type="dxa"/>
-            <w:vAlign w:val="center"/>
-          </w:tcPr>
-          <w:p>
-            <w:pPr>
-              <w:keepNext w:val="0"/>
-              <w:keepLines w:val="0"/>
-              <w:suppressLineNumbers w:val="0"/>
-              <w:spacing w:before="0" w:beforeAutospacing="0" w:after="0" w:afterAutospacing="0"/>
-              <w:ind w:left="0" w:right="0"/>
-              <w:jc w:val="center"/>
-              <w:rPr>
-                <w:sz w:val="21"/>
-                <w:szCs w:val="21"/>
-              </w:rPr>
-            </w:pPr>
-            <w:r>
-              <w:rPr>
-                <w:rFonts w:ascii="宋体" w:hAnsi="宋体" w:eastAsia="宋体" w:cs="宋体"/>
+            <w:shd w:val="clear"/>
+            <w:vAlign w:val="center"/>
+          </w:tcPr>
+          <w:p>
+            <w:pPr>
+              <w:keepNext w:val="0"/>
+              <w:keepLines w:val="0"/>
+              <w:suppressLineNumbers w:val="0"/>
+              <w:spacing w:before="0" w:beforeAutospacing="0" w:after="0" w:afterAutospacing="0"/>
+              <w:ind w:left="0" w:leftChars="0" w:right="0" w:rightChars="0"/>
+              <w:jc w:val="center"/>
+              <w:rPr>
+                <w:rFonts w:hint="default" w:ascii="Times New Roman" w:hAnsi="Times New Roman" w:eastAsia="宋体" w:cs="Times New Roman"/>
+                <w:kern w:val="2"/>
+                <w:sz w:val="21"/>
+                <w:szCs w:val="21"/>
+                <w:lang w:val="en-US" w:eastAsia="zh-CN" w:bidi="ar-SA"/>
+              </w:rPr>
+            </w:pPr>
+            <w:r>
+              <w:rPr>
+                <w:rFonts w:hint="eastAsia" w:ascii="宋体" w:hAnsi="宋体" w:cs="宋体"/>
                 <w:sz w:val="24"/>
                 <w:szCs w:val="24"/>
-              </w:rPr>
-              <w:t>WX-2207273A</w:t>
+                <w:lang w:val="en-US" w:eastAsia="zh-CN"/>
+              </w:rPr>
+              <w:t>AW4230598</w:t>
             </w:r>
           </w:p>
         </w:tc>
@@ -3603,19 +3633,23 @@
           <w:tcPr>
             <w:tcW w:w="1478" w:type="dxa"/>
             <w:gridSpan w:val="2"/>
-            <w:vAlign w:val="center"/>
-          </w:tcPr>
-          <w:p>
-            <w:pPr>
-              <w:keepNext w:val="0"/>
-              <w:keepLines w:val="0"/>
-              <w:suppressLineNumbers w:val="0"/>
-              <w:spacing w:before="0" w:beforeAutospacing="0" w:after="0" w:afterAutospacing="0"/>
-              <w:ind w:left="0" w:right="0"/>
-              <w:jc w:val="center"/>
-              <w:rPr>
-                <w:sz w:val="21"/>
-                <w:szCs w:val="21"/>
+            <w:shd w:val="clear"/>
+            <w:vAlign w:val="center"/>
+          </w:tcPr>
+          <w:p>
+            <w:pPr>
+              <w:keepNext w:val="0"/>
+              <w:keepLines w:val="0"/>
+              <w:suppressLineNumbers w:val="0"/>
+              <w:spacing w:before="0" w:beforeAutospacing="0" w:after="0" w:afterAutospacing="0"/>
+              <w:ind w:left="0" w:leftChars="0" w:right="0" w:rightChars="0"/>
+              <w:jc w:val="center"/>
+              <w:rPr>
+                <w:rFonts w:ascii="Times New Roman" w:hAnsi="Times New Roman" w:eastAsia="宋体" w:cs="Times New Roman"/>
+                <w:kern w:val="2"/>
+                <w:sz w:val="21"/>
+                <w:szCs w:val="21"/>
+                <w:lang w:val="en-US" w:eastAsia="zh-CN" w:bidi="ar-SA"/>
               </w:rPr>
             </w:pPr>
             <w:r>
@@ -3631,32 +3665,34 @@
         <w:tc>
           <w:tcPr>
             <w:tcW w:w="3056" w:type="dxa"/>
-            <w:vAlign w:val="center"/>
-          </w:tcPr>
-          <w:p>
-            <w:pPr>
-              <w:keepNext w:val="0"/>
-              <w:keepLines w:val="0"/>
-              <w:suppressLineNumbers w:val="0"/>
-              <w:spacing w:before="0" w:beforeAutospacing="0" w:after="0" w:afterAutospacing="0"/>
-              <w:ind w:left="0" w:right="0"/>
-              <w:jc w:val="center"/>
-              <w:rPr>
-                <w:rFonts w:hint="default" w:eastAsia="宋体"/>
+            <w:shd w:val="clear"/>
+            <w:vAlign w:val="center"/>
+          </w:tcPr>
+          <w:p>
+            <w:pPr>
+              <w:keepNext w:val="0"/>
+              <w:keepLines w:val="0"/>
+              <w:suppressLineNumbers w:val="0"/>
+              <w:spacing w:before="0" w:beforeAutospacing="0" w:after="0" w:afterAutospacing="0"/>
+              <w:ind w:left="0" w:leftChars="0" w:right="0" w:rightChars="0"/>
+              <w:jc w:val="center"/>
+              <w:rPr>
+                <w:rFonts w:hint="default" w:ascii="Times New Roman" w:hAnsi="Times New Roman" w:eastAsia="宋体" w:cs="Times New Roman"/>
+                <w:kern w:val="2"/>
+                <w:sz w:val="21"/>
+                <w:szCs w:val="21"/>
+                <w:lang w:val="en-US" w:eastAsia="zh-CN" w:bidi="ar-SA"/>
+              </w:rPr>
+            </w:pPr>
+            <w:r>
+              <w:rPr>
+                <w:rFonts w:hint="eastAsia"/>
+                <w:color w:val="auto"/>
                 <w:sz w:val="21"/>
                 <w:szCs w:val="21"/>
                 <w:lang w:val="en-US" w:eastAsia="zh-CN"/>
               </w:rPr>
-            </w:pPr>
-            <w:r>
-              <w:rPr>
-                <w:rFonts w:hint="eastAsia"/>
-                <w:color w:val="auto"/>
-                <w:sz w:val="21"/>
-                <w:szCs w:val="21"/>
-                <w:lang w:val="en-US" w:eastAsia="zh-CN"/>
-              </w:rPr>
-              <w:t>2025.05.25</w:t>
+              <w:t>2025.07.30</w:t>
             </w:r>
           </w:p>
         </w:tc>
@@ -3705,19 +3741,23 @@
         <w:tc>
           <w:tcPr>
             <w:tcW w:w="1109" w:type="dxa"/>
-            <w:vAlign w:val="center"/>
-          </w:tcPr>
-          <w:p>
-            <w:pPr>
-              <w:keepNext w:val="0"/>
-              <w:keepLines w:val="0"/>
-              <w:suppressLineNumbers w:val="0"/>
-              <w:spacing w:before="0" w:beforeAutospacing="0" w:after="0" w:afterAutospacing="0"/>
-              <w:ind w:left="0" w:right="0"/>
-              <w:jc w:val="center"/>
-              <w:rPr>
-                <w:sz w:val="21"/>
-                <w:szCs w:val="21"/>
+            <w:shd w:val="clear"/>
+            <w:vAlign w:val="center"/>
+          </w:tcPr>
+          <w:p>
+            <w:pPr>
+              <w:keepNext w:val="0"/>
+              <w:keepLines w:val="0"/>
+              <w:suppressLineNumbers w:val="0"/>
+              <w:spacing w:before="0" w:beforeAutospacing="0" w:after="0" w:afterAutospacing="0"/>
+              <w:ind w:left="0" w:leftChars="0" w:right="0" w:rightChars="0"/>
+              <w:jc w:val="center"/>
+              <w:rPr>
+                <w:rFonts w:ascii="Times New Roman" w:hAnsi="Times New Roman" w:eastAsia="宋体" w:cs="Times New Roman"/>
+                <w:kern w:val="2"/>
+                <w:sz w:val="21"/>
+                <w:szCs w:val="21"/>
+                <w:lang w:val="en-US" w:eastAsia="zh-CN" w:bidi="ar-SA"/>
               </w:rPr>
             </w:pPr>
             <w:r>
@@ -3733,28 +3773,33 @@
         <w:tc>
           <w:tcPr>
             <w:tcW w:w="2559" w:type="dxa"/>
-            <w:vAlign w:val="center"/>
-          </w:tcPr>
-          <w:p>
-            <w:pPr>
-              <w:keepNext w:val="0"/>
-              <w:keepLines w:val="0"/>
-              <w:suppressLineNumbers w:val="0"/>
-              <w:spacing w:before="0" w:beforeAutospacing="0" w:after="0" w:afterAutospacing="0"/>
-              <w:ind w:left="0" w:right="0"/>
-              <w:jc w:val="center"/>
-              <w:rPr>
-                <w:sz w:val="21"/>
-                <w:szCs w:val="21"/>
-              </w:rPr>
-            </w:pPr>
-            <w:r>
-              <w:rPr>
-                <w:rFonts w:ascii="宋体" w:hAnsi="宋体" w:eastAsia="宋体" w:cs="宋体"/>
+            <w:shd w:val="clear"/>
+            <w:vAlign w:val="center"/>
+          </w:tcPr>
+          <w:p>
+            <w:pPr>
+              <w:keepNext w:val="0"/>
+              <w:keepLines w:val="0"/>
+              <w:suppressLineNumbers w:val="0"/>
+              <w:spacing w:before="0" w:beforeAutospacing="0" w:after="0" w:afterAutospacing="0"/>
+              <w:ind w:left="0" w:leftChars="0" w:right="0" w:rightChars="0"/>
+              <w:jc w:val="center"/>
+              <w:rPr>
+                <w:rFonts w:hint="default" w:ascii="Times New Roman" w:hAnsi="Times New Roman" w:eastAsia="宋体" w:cs="Times New Roman"/>
+                <w:kern w:val="2"/>
+                <w:sz w:val="21"/>
+                <w:szCs w:val="21"/>
+                <w:lang w:val="en-US" w:eastAsia="zh-CN" w:bidi="ar-SA"/>
+              </w:rPr>
+            </w:pPr>
+            <w:r>
+              <w:rPr>
+                <w:rFonts w:hint="eastAsia" w:ascii="宋体" w:hAnsi="宋体" w:cs="宋体"/>
                 <w:sz w:val="24"/>
                 <w:szCs w:val="24"/>
-              </w:rPr>
-              <w:t>WX-VT04-D</w:t>
+                <w:lang w:val="en-US" w:eastAsia="zh-CN"/>
+              </w:rPr>
+              <w:t>CYZL_1.0</w:t>
             </w:r>
           </w:p>
         </w:tc>
@@ -3762,19 +3807,23 @@
           <w:tcPr>
             <w:tcW w:w="1478" w:type="dxa"/>
             <w:gridSpan w:val="2"/>
-            <w:vAlign w:val="center"/>
-          </w:tcPr>
-          <w:p>
-            <w:pPr>
-              <w:keepNext w:val="0"/>
-              <w:keepLines w:val="0"/>
-              <w:suppressLineNumbers w:val="0"/>
-              <w:spacing w:before="0" w:beforeAutospacing="0" w:after="0" w:afterAutospacing="0"/>
-              <w:ind w:left="0" w:right="0"/>
-              <w:jc w:val="center"/>
-              <w:rPr>
-                <w:sz w:val="21"/>
-                <w:szCs w:val="21"/>
+            <w:shd w:val="clear"/>
+            <w:vAlign w:val="center"/>
+          </w:tcPr>
+          <w:p>
+            <w:pPr>
+              <w:keepNext w:val="0"/>
+              <w:keepLines w:val="0"/>
+              <w:suppressLineNumbers w:val="0"/>
+              <w:spacing w:before="0" w:beforeAutospacing="0" w:after="0" w:afterAutospacing="0"/>
+              <w:ind w:left="0" w:leftChars="0" w:right="0" w:rightChars="0"/>
+              <w:jc w:val="center"/>
+              <w:rPr>
+                <w:rFonts w:ascii="Times New Roman" w:hAnsi="Times New Roman" w:eastAsia="宋体" w:cs="Times New Roman"/>
+                <w:kern w:val="2"/>
+                <w:sz w:val="21"/>
+                <w:szCs w:val="21"/>
+                <w:lang w:val="en-US" w:eastAsia="zh-CN" w:bidi="ar-SA"/>
               </w:rPr>
             </w:pPr>
             <w:r>
@@ -3790,35 +3839,38 @@
         <w:tc>
           <w:tcPr>
             <w:tcW w:w="3056" w:type="dxa"/>
-            <w:vAlign w:val="center"/>
-          </w:tcPr>
-          <w:p>
-            <w:pPr>
-              <w:keepNext w:val="0"/>
-              <w:keepLines w:val="0"/>
-              <w:suppressLineNumbers w:val="0"/>
-              <w:spacing w:before="0" w:beforeAutospacing="0" w:after="0" w:afterAutospacing="0"/>
-              <w:ind w:left="0" w:right="0"/>
-              <w:jc w:val="center"/>
-              <w:rPr>
-                <w:rFonts w:hint="default" w:eastAsia="宋体"/>
+            <w:shd w:val="clear"/>
+            <w:vAlign w:val="center"/>
+          </w:tcPr>
+          <w:p>
+            <w:pPr>
+              <w:keepNext w:val="0"/>
+              <w:keepLines w:val="0"/>
+              <w:suppressLineNumbers w:val="0"/>
+              <w:spacing w:before="0" w:beforeAutospacing="0" w:after="0" w:afterAutospacing="0"/>
+              <w:ind w:left="0" w:leftChars="0" w:right="0" w:rightChars="0"/>
+              <w:jc w:val="center"/>
+              <w:rPr>
+                <w:rFonts w:hint="default" w:ascii="Times New Roman" w:hAnsi="Times New Roman" w:eastAsia="宋体" w:cs="Times New Roman"/>
+                <w:kern w:val="2"/>
+                <w:sz w:val="21"/>
+                <w:szCs w:val="21"/>
+                <w:lang w:val="en-US" w:eastAsia="zh-CN" w:bidi="ar-SA"/>
+              </w:rPr>
+            </w:pPr>
+            <w:r>
+              <w:rPr>
+                <w:rFonts w:hint="eastAsia"/>
                 <w:sz w:val="21"/>
                 <w:szCs w:val="21"/>
                 <w:lang w:val="en-US" w:eastAsia="zh-CN"/>
               </w:rPr>
-            </w:pPr>
-            <w:r>
-              <w:rPr>
-                <w:rFonts w:hint="eastAsia"/>
-                <w:sz w:val="21"/>
-                <w:szCs w:val="21"/>
-                <w:lang w:val="en-US" w:eastAsia="zh-CN"/>
-              </w:rPr>
               <w:t>V1.0.1</w:t>
             </w:r>
           </w:p>
         </w:tc>
       </w:tr>
+      <w:bookmarkEnd w:id="1"/>
       <w:tr>
         <w:tblPrEx>
           <w:tblBorders>
@@ -11536,8 +11588,6 @@
               </w:rPr>
               <w:t>45</w:t>
             </w:r>
-            <w:bookmarkStart w:id="1" w:name="_GoBack"/>
-            <w:bookmarkEnd w:id="1"/>
             <w:r>
               <w:rPr>
                 <w:rFonts w:hint="eastAsia"/>
